--- a/Tailored_CVs/Shinoy_Canon_EMEA_Senior_Specialist_Business_Platform_Solutions.docx
+++ b/Tailored_CVs/Shinoy_Canon_EMEA_Senior_Specialist_Business_Platform_Solutions.docx
@@ -70,7 +70,7 @@
           <w:b w:val="0"/>
           <w:sz w:val="19"/>
         </w:rPr>
-        <w:t>I am a QA Automation Engineer with over 8 years of experience building scalable test frameworks and managing CI/CD pipelines. Currently based in Amstelveen with a valid EU residence permit, I have a strong background in translating technical requirements into reliable testing strategies. I also use tools like Gemini Code Assist to streamline test generation workflows.</w:t>
+        <w:t>I am a QA Automation Engineer with over eight years of experience building scalable test frameworks and managing CI/CD pipelines for financial and enterprise systems. My background includes working with Java, Selenium, TypeScript, and Oracle SQL databases to ensure data integrity and release stability. I also use tools like Gemini Code Assist to streamline test generation and deployment processes. I am based in Amstelveen and hold a valid EU residence permit with full work authorization.</w:t>
       </w:r>
     </w:p>
     <w:p>
@@ -288,7 +288,7 @@
           <w:b w:val="0"/>
           <w:sz w:val="18"/>
         </w:rPr>
-        <w:t>▸ Migrated automation frameworks for complex enterprise workflows to boost execution efficiency.</w:t>
+        <w:t>▸ Developed and maintained automated testing frameworks using Java Selenium and Playwright TypeScript to support complex endtoend workflows.</w:t>
       </w:r>
     </w:p>
     <w:p>
@@ -301,7 +301,7 @@
           <w:b w:val="0"/>
           <w:sz w:val="18"/>
         </w:rPr>
-        <w:t>▸ Implemented CI/CD pipelines and managed automated regression test builds using Jenkins and AWS.</w:t>
+        <w:t>▸ Integrated automated regression test builds into Jenkins CI/CD pipelines while provisioning test environments using Terraform and AWS.</w:t>
       </w:r>
     </w:p>
     <w:p>
@@ -314,7 +314,7 @@
           <w:b w:val="0"/>
           <w:sz w:val="18"/>
         </w:rPr>
-        <w:t>▸ Collaborated with crossfunctional teams and stakeholders to translate business requirements into test strategies.</w:t>
+        <w:t>▸ Executed complex Oracle SQL queries to validate backend datasets and ensure data integrity across credit and financial risk systems.</w:t>
       </w:r>
     </w:p>
     <w:p>
@@ -327,7 +327,7 @@
           <w:b w:val="0"/>
           <w:sz w:val="18"/>
         </w:rPr>
-        <w:t>▸ Streamlined test generation and deployment scripts utilizing AI tools like Gemini Code Assist.</w:t>
+        <w:t>▸ Streamlined test generation and deployment scripts utilizing AI tools like Gemini Code Assist to improve delivery efficiency.</w:t>
       </w:r>
     </w:p>
     <w:p>
